--- a/AZ-900/Currículo_RenanGabriel_2026.docx
+++ b/AZ-900/Currículo_RenanGabriel_2026.docx
@@ -605,7 +605,6 @@
         </w:rPr>
         <w:t xml:space="preserve">Resumo </w:t>
       </w:r>
-      <w:proofErr w:type="spellStart"/>
       <w:r>
         <w:rPr>
           <w:b/>
@@ -613,23 +612,52 @@
           <w:sz w:val="40"/>
           <w:szCs w:val="40"/>
         </w:rPr>
-        <w:t>Profisional</w:t>
+        <w:t>Profissional</w:t>
+      </w:r>
+    </w:p>
+    <w:p>
+      <w:pPr>
+        <w:rPr>
+          <w:sz w:val="28"/>
+          <w:szCs w:val="28"/>
+        </w:rPr>
+      </w:pPr>
+      <w:r>
+        <w:rPr>
+          <w:sz w:val="28"/>
+          <w:szCs w:val="28"/>
+        </w:rPr>
+        <w:t xml:space="preserve">Estudante de tecnologia com </w:t>
+      </w:r>
+      <w:r>
+        <w:rPr>
+          <w:sz w:val="28"/>
+          <w:szCs w:val="28"/>
+        </w:rPr>
+        <w:t>conhecimento em linguagens de programação</w:t>
+      </w:r>
+      <w:r>
+        <w:rPr>
+          <w:sz w:val="28"/>
+          <w:szCs w:val="28"/>
+        </w:rPr>
+        <w:t xml:space="preserve">, além de conhecimento em desenvolvimento web utilizando </w:t>
+      </w:r>
+      <w:proofErr w:type="spellStart"/>
+      <w:r>
+        <w:rPr>
+          <w:sz w:val="28"/>
+          <w:szCs w:val="28"/>
+        </w:rPr>
+        <w:t>React</w:t>
       </w:r>
       <w:proofErr w:type="spellEnd"/>
-    </w:p>
-    <w:p>
-      <w:pPr>
-        <w:rPr>
-          <w:sz w:val="28"/>
-          <w:szCs w:val="28"/>
-        </w:rPr>
-      </w:pPr>
-      <w:r>
-        <w:rPr>
-          <w:sz w:val="28"/>
-          <w:szCs w:val="28"/>
-        </w:rPr>
-        <w:t xml:space="preserve">Estudante de tecnologia com experiência em Python, </w:t>
+      <w:r>
+        <w:rPr>
+          <w:sz w:val="28"/>
+          <w:szCs w:val="28"/>
+        </w:rPr>
+        <w:t xml:space="preserve"> e Django. Possuo familiaridade com ambientes Linux, </w:t>
       </w:r>
       <w:proofErr w:type="spellStart"/>
       <w:r>
@@ -637,7 +665,7 @@
           <w:sz w:val="28"/>
           <w:szCs w:val="28"/>
         </w:rPr>
-        <w:t>JavaScript</w:t>
+        <w:t>PowerShell</w:t>
       </w:r>
       <w:proofErr w:type="spellEnd"/>
       <w:r>
@@ -645,7 +673,7 @@
           <w:sz w:val="28"/>
           <w:szCs w:val="28"/>
         </w:rPr>
-        <w:t xml:space="preserve"> e Java, além de conhecimento em desenvolvimento web utilizando </w:t>
+        <w:t xml:space="preserve">, Arduino IDE e </w:t>
       </w:r>
       <w:proofErr w:type="spellStart"/>
       <w:r>
@@ -653,7 +681,7 @@
           <w:sz w:val="28"/>
           <w:szCs w:val="28"/>
         </w:rPr>
-        <w:t>React</w:t>
+        <w:t>Raspberry</w:t>
       </w:r>
       <w:proofErr w:type="spellEnd"/>
       <w:r>
@@ -661,39 +689,35 @@
           <w:sz w:val="28"/>
           <w:szCs w:val="28"/>
         </w:rPr>
-        <w:t xml:space="preserve"> e Django. Possuo familiaridade com ambientes Linux, </w:t>
-      </w:r>
-      <w:proofErr w:type="spellStart"/>
-      <w:r>
-        <w:rPr>
-          <w:sz w:val="28"/>
-          <w:szCs w:val="28"/>
-        </w:rPr>
-        <w:t>PowerShell</w:t>
-      </w:r>
-      <w:proofErr w:type="spellEnd"/>
-      <w:r>
-        <w:rPr>
-          <w:sz w:val="28"/>
-          <w:szCs w:val="28"/>
-        </w:rPr>
-        <w:t xml:space="preserve">, Arduino IDE e </w:t>
-      </w:r>
-      <w:proofErr w:type="spellStart"/>
-      <w:r>
-        <w:rPr>
-          <w:sz w:val="28"/>
-          <w:szCs w:val="28"/>
-        </w:rPr>
-        <w:t>Raspberry</w:t>
-      </w:r>
-      <w:proofErr w:type="spellEnd"/>
-      <w:r>
-        <w:rPr>
-          <w:sz w:val="28"/>
-          <w:szCs w:val="28"/>
-        </w:rPr>
-        <w:t xml:space="preserve"> Pi, com interesse em áreas como redes, IoT e cibersegurança. Atualmente aprofundando conhecimentos em computação em nuvem.</w:t>
+        <w:t xml:space="preserve"> Pi, com interesse em áreas como </w:t>
+      </w:r>
+      <w:r>
+        <w:rPr>
+          <w:sz w:val="28"/>
+          <w:szCs w:val="28"/>
+        </w:rPr>
+        <w:t>computação em nuvem</w:t>
+      </w:r>
+      <w:r>
+        <w:rPr>
+          <w:sz w:val="28"/>
+          <w:szCs w:val="28"/>
+        </w:rPr>
+        <w:t>, cibersegurança</w:t>
+      </w:r>
+      <w:r>
+        <w:rPr>
+          <w:sz w:val="28"/>
+          <w:szCs w:val="28"/>
+        </w:rPr>
+        <w:t xml:space="preserve"> e redes</w:t>
+      </w:r>
+      <w:r>
+        <w:rPr>
+          <w:sz w:val="28"/>
+          <w:szCs w:val="28"/>
+        </w:rPr>
+        <w:t>. Atualmente aprofundando conhecimentos em computação em nuvem.</w:t>
       </w:r>
     </w:p>
     <w:p>
@@ -813,14 +837,7 @@
           <w:sz w:val="28"/>
           <w:szCs w:val="28"/>
         </w:rPr>
-        <w:t xml:space="preserve">Graduação em Engenharia da Computação – Jan/2026 </w:t>
-      </w:r>
-      <w:r>
-        <w:rPr>
-          <w:sz w:val="28"/>
-          <w:szCs w:val="28"/>
-        </w:rPr>
-        <w:t>até dez/2031</w:t>
+        <w:t>Graduação em Engenharia da Computação – Jan/2026 até dez/2031</w:t>
       </w:r>
     </w:p>
     <w:p>
@@ -1100,21 +1117,7 @@
           <w:sz w:val="28"/>
           <w:szCs w:val="28"/>
         </w:rPr>
-        <w:t xml:space="preserve">Período: </w:t>
-      </w:r>
-      <w:r>
-        <w:rPr>
-          <w:sz w:val="28"/>
-          <w:szCs w:val="28"/>
-        </w:rPr>
-        <w:t>set/2023</w:t>
-      </w:r>
-      <w:r>
-        <w:rPr>
-          <w:sz w:val="28"/>
-          <w:szCs w:val="28"/>
-        </w:rPr>
-        <w:t xml:space="preserve"> até </w:t>
+        <w:t xml:space="preserve">Período: set/2023 até </w:t>
       </w:r>
       <w:proofErr w:type="spellStart"/>
       <w:r>
@@ -1187,16 +1190,7 @@
           <w:sz w:val="28"/>
           <w:szCs w:val="28"/>
         </w:rPr>
-        <w:t>Cursando</w:t>
-      </w:r>
-      <w:r>
-        <w:rPr>
-          <w:b/>
-          <w:bCs/>
-          <w:sz w:val="28"/>
-          <w:szCs w:val="28"/>
-        </w:rPr>
-        <w:t xml:space="preserve"> Inglês – Newcastle Orozimbo </w:t>
+        <w:t xml:space="preserve">Cursando Inglês – Newcastle Orozimbo </w:t>
       </w:r>
       <w:proofErr w:type="spellStart"/>
       <w:r>
@@ -2445,6 +2439,7 @@
   <w:style w:type="character" w:default="1" w:styleId="Fontepargpadro">
     <w:name w:val="Default Paragraph Font"/>
     <w:uiPriority w:val="1"/>
+    <w:semiHidden/>
     <w:unhideWhenUsed/>
   </w:style>
   <w:style w:type="table" w:default="1" w:styleId="Tabelanormal">
